--- a/Unit 8 - Animations/5-Bring the scene to life.docx
+++ b/Unit 8 - Animations/5-Bring the scene to life.docx
@@ -1,6 +1,6 @@
 
 <file path=word/document.xml><?xml version="1.0" encoding="utf-8"?>
-<w:document xmlns:wpc="http://schemas.microsoft.com/office/word/2010/wordprocessingCanvas" xmlns:cx="http://schemas.microsoft.com/office/drawing/2014/chartex" xmlns:cx1="http://schemas.microsoft.com/office/drawing/2015/9/8/chartex" xmlns:cx2="http://schemas.microsoft.com/office/drawing/2015/10/21/chartex" xmlns:cx3="http://schemas.microsoft.com/office/drawing/2016/5/9/chartex" xmlns:cx4="http://schemas.microsoft.com/office/drawing/2016/5/10/chartex" xmlns:cx5="http://schemas.microsoft.com/office/drawing/2016/5/11/chartex" xmlns:cx6="http://schemas.microsoft.com/office/drawing/2016/5/12/chartex" xmlns:cx7="http://schemas.microsoft.com/office/drawing/2016/5/13/chartex" xmlns:cx8="http://schemas.microsoft.com/office/drawing/2016/5/14/chartex" xmlns:mc="http://schemas.openxmlformats.org/markup-compatibility/2006" xmlns:aink="http://schemas.microsoft.com/office/drawing/2016/ink" xmlns:am3d="http://schemas.microsoft.com/office/drawing/2017/model3d" xmlns:o="urn:schemas-microsoft-com:office:office" xmlns:oel="http://schemas.microsoft.com/office/2019/extlst" xmlns:r="http://schemas.openxmlformats.org/officeDocument/2006/relationships" xmlns:m="http://schemas.openxmlformats.org/officeDocument/2006/math" xmlns:v="urn:schemas-microsoft-com:vml" xmlns:wp14="http://schemas.microsoft.com/office/word/2010/wordprocessingDrawing" xmlns:wp="http://schemas.openxmlformats.org/drawingml/2006/wordprocessingDrawing" xmlns:w10="urn:schemas-microsoft-com:office:word" xmlns:w="http://schemas.openxmlformats.org/wordprocessingml/2006/main" xmlns:w14="http://schemas.microsoft.com/office/word/2010/wordml" xmlns:w15="http://schemas.microsoft.com/office/word/2012/wordml" xmlns:w16cex="http://schemas.microsoft.com/office/word/2018/wordml/cex" xmlns:w16cid="http://schemas.microsoft.com/office/word/2016/wordml/cid" xmlns:w16="http://schemas.microsoft.com/office/word/2018/wordml" xmlns:w16du="http://schemas.microsoft.com/office/word/2023/wordml/word16du" xmlns:w16sdtdh="http://schemas.microsoft.com/office/word/2020/wordml/sdtdatahash" xmlns:w16sdtfl="http://schemas.microsoft.com/office/word/2024/wordml/sdtformatlock" xmlns:w16se="http://schemas.microsoft.com/office/word/2015/wordml/symex" xmlns:wpg="http://schemas.microsoft.com/office/word/2010/wordprocessingGroup" xmlns:wpi="http://schemas.microsoft.com/office/word/2010/wordprocessingInk" xmlns:wne="http://schemas.microsoft.com/office/word/2006/wordml" xmlns:wps="http://schemas.microsoft.com/office/word/2010/wordprocessingShape" mc:Ignorable="w14 w15 w16se w16cid w16 w16cex w16sdtdh w16sdtfl w16du wp14">
+<w:document xmlns:wpc="http://schemas.microsoft.com/office/word/2010/wordprocessingCanvas" xmlns:cx="http://schemas.microsoft.com/office/drawing/2014/chartex" xmlns:cx1="http://schemas.microsoft.com/office/drawing/2015/9/8/chartex" xmlns:cx2="http://schemas.microsoft.com/office/drawing/2015/10/21/chartex" xmlns:cx3="http://schemas.microsoft.com/office/drawing/2016/5/9/chartex" xmlns:cx4="http://schemas.microsoft.com/office/drawing/2016/5/10/chartex" xmlns:cx5="http://schemas.microsoft.com/office/drawing/2016/5/11/chartex" xmlns:cx6="http://schemas.microsoft.com/office/drawing/2016/5/12/chartex" xmlns:cx7="http://schemas.microsoft.com/office/drawing/2016/5/13/chartex" xmlns:cx8="http://schemas.microsoft.com/office/drawing/2016/5/14/chartex" xmlns:mc="http://schemas.openxmlformats.org/markup-compatibility/2006" xmlns:m="http://schemas.openxmlformats.org/officeDocument/2006/math" xmlns:aink="http://schemas.microsoft.com/office/drawing/2016/ink" xmlns:am3d="http://schemas.microsoft.com/office/drawing/2017/model3d" xmlns:oel="http://schemas.microsoft.com/office/2019/extlst" xmlns:r="http://schemas.openxmlformats.org/officeDocument/2006/relationships" xmlns:wp14="http://schemas.microsoft.com/office/word/2010/wordprocessingDrawing" xmlns:wp="http://schemas.openxmlformats.org/drawingml/2006/wordprocessingDrawing" xmlns:wpg="http://schemas.microsoft.com/office/word/2010/wordprocessingGroup" xmlns:wpi="http://schemas.microsoft.com/office/word/2010/wordprocessingInk" xmlns:wps="http://schemas.microsoft.com/office/word/2010/wordprocessingShape" xmlns:o="urn:schemas-microsoft-com:office:office" xmlns:v="urn:schemas-microsoft-com:vml" xmlns:w10="urn:schemas-microsoft-com:office:word" xmlns:w="http://schemas.openxmlformats.org/wordprocessingml/2006/main" xmlns:w14="http://schemas.microsoft.com/office/word/2010/wordml" xmlns:w15="http://schemas.microsoft.com/office/word/2012/wordml" xmlns:w16cex="http://schemas.microsoft.com/office/word/2018/wordml/cex" xmlns:w16cid="http://schemas.microsoft.com/office/word/2016/wordml/cid" xmlns:w16="http://schemas.microsoft.com/office/word/2018/wordml" xmlns:w16sdtdh="http://schemas.microsoft.com/office/word/2020/wordml/sdtdatahash" xmlns:w16sdtfl="http://schemas.microsoft.com/office/word/2024/wordml/sdtformatlock" xmlns:w16se="http://schemas.microsoft.com/office/word/2015/wordml/symex" xmlns:w16du="http://schemas.microsoft.com/office/word/2023/wordml/word16du" xmlns:wne="http://schemas.microsoft.com/office/word/2006/wordml" mc:Ignorable="w14 w15 w16se w16cid w16 w16cex w16sdtdh w16sdtfl w16du wp14">
   <w:body>
     <w:p>
       <w:pPr>
@@ -19,16 +19,13 @@
     </w:p>
     <w:p>
       <w:r>
-        <w:rPr>
-          <w:b/>
-          <w:bCs/>
-        </w:rPr>
-        <w:t>Q&amp;A (0)</w:t>
-      </w:r>
-    </w:p>
-    <w:p>
-      <w:r>
-        <w:t>In the previous tutorials, you learned how to create basic animations from scratch directly in the Unity Editor as well as how to configure and work with imported animations. These two animation skills cover the foundations of working with animation in Unity, and with them you can now create vibrant, lively scenes for your interactive experiences. Now it’s time to apply this understanding to a new challenge: bringing a new scene to life with animation.</w:t>
+        <w:t xml:space="preserve">In the previous </w:t>
+      </w:r>
+      <w:r>
+        <w:t>lab</w:t>
+      </w:r>
+      <w:r>
+        <w:t>s, you learned how to create basic animations from scratch directly in the Unity Editor as well as how to configure and work with imported animations. These two animation skills cover the foundations of working with animation in Unity, and with them you can now create vibrant, lively scenes for your interactive experiences. Now it’s time to apply this understanding to a new challenge: bringing a new scene to life with animation.</w:t>
       </w:r>
     </w:p>
     <w:p>
@@ -42,16 +39,6 @@
       </w:r>
     </w:p>
     <w:p>
-      <w:r>
-        <w:t>Play Video</w:t>
-      </w:r>
-    </w:p>
-    <w:p>
-      <w:r>
-        <w:t>Mark step incomplete</w:t>
-      </w:r>
-    </w:p>
-    <w:p>
       <w:pPr>
         <w:rPr>
           <w:b/>
@@ -68,15 +55,6 @@
     </w:p>
     <w:p>
       <w:r>
-        <w:rPr>
-          <w:b/>
-          <w:bCs/>
-        </w:rPr>
-        <w:t>Q&amp;A (0)</w:t>
-      </w:r>
-    </w:p>
-    <w:p>
-      <w:r>
         <w:t>You’ve learned a lot about animation! Let’s review everything you know so far, and how it might be used in the scene:</w:t>
       </w:r>
     </w:p>
@@ -90,11 +68,6 @@
       </w:r>
       <w:r>
         <w:t>: You can create Animation Clips for any object in the scene, and those animations can control any component on an object. You’ve worked a lot with animating an object’s position and scale, but what about its rotation, material, color, or even its visibility?</w:t>
-      </w:r>
-    </w:p>
-    <w:p>
-      <w:r>
-        <w:t>Play Video</w:t>
       </w:r>
     </w:p>
     <w:p>
@@ -144,16 +117,21 @@
         <w:t>Triggering animation:</w:t>
       </w:r>
       <w:r>
-        <w:t> Animation doesn’t have to start playing as soon as a scene starts. In learning how to work with Animator Controllers, you discovered that trigger colliders and scripts can be used to change states within a Controller. You can reuse the script from the door animation tutorial in this scene if you like!</w:t>
-      </w:r>
-    </w:p>
-    <w:p>
-      <w:r>
-        <w:rPr>
-          <w:b/>
-          <w:bCs/>
-        </w:rPr>
-        <w:lastRenderedPageBreak/>
+        <w:t xml:space="preserve"> Animation doesn’t have to start playing as soon as a scene starts. In learning how to work with Animator Controllers, you discovered that trigger colliders and scripts can be used to change states within a Controller. You can reuse the script from the door animation </w:t>
+      </w:r>
+      <w:r>
+        <w:t>lab</w:t>
+      </w:r>
+      <w:r>
+        <w:t xml:space="preserve"> in this scene if you like!</w:t>
+      </w:r>
+    </w:p>
+    <w:p>
+      <w:r>
+        <w:rPr>
+          <w:b/>
+          <w:bCs/>
+        </w:rPr>
         <w:t>Configuring humanoid animation:</w:t>
       </w:r>
       <w:r>
@@ -172,7 +150,7 @@
       </w:r>
       <w:proofErr w:type="gramStart"/>
       <w:r>
-        <w:t>tutorial</w:t>
+        <w:t>lab</w:t>
       </w:r>
       <w:proofErr w:type="gramEnd"/>
       <w:r>
@@ -181,6 +159,10 @@
     </w:p>
     <w:p>
       <w:r>
+        <w:rPr>
+          <w:noProof/>
+        </w:rPr>
+        <w:lastRenderedPageBreak/>
         <w:drawing>
           <wp:inline distT="0" distB="0" distL="0" distR="0" wp14:anchorId="2979269D" wp14:editId="3E68F149">
             <wp:extent cx="5943600" cy="3324225"/>
@@ -238,11 +220,6 @@
       </w:r>
     </w:p>
     <w:p>
-      <w:r>
-        <w:t>Mark step incomplete</w:t>
-      </w:r>
-    </w:p>
-    <w:p>
       <w:pPr>
         <w:rPr>
           <w:b/>
@@ -259,15 +236,6 @@
     </w:p>
     <w:p>
       <w:r>
-        <w:rPr>
-          <w:b/>
-          <w:bCs/>
-        </w:rPr>
-        <w:t>Q&amp;A (0)</w:t>
-      </w:r>
-    </w:p>
-    <w:p>
-      <w:r>
         <w:t xml:space="preserve">In the Scripts folder, you’ll find a script called </w:t>
       </w:r>
       <w:proofErr w:type="spellStart"/>
@@ -322,7 +290,6 @@
           <w:b/>
           <w:bCs/>
         </w:rPr>
-        <w:lastRenderedPageBreak/>
         <w:t>3.</w:t>
       </w:r>
       <w:r>
@@ -415,6 +382,7 @@
           <w:b/>
           <w:bCs/>
         </w:rPr>
+        <w:lastRenderedPageBreak/>
         <w:t>6.</w:t>
       </w:r>
       <w:r>
@@ -472,7 +440,13 @@
           <w:rPr>
             <w:rStyle w:val="Hyperlink"/>
           </w:rPr>
-          <w:t>previous tutorial</w:t>
+          <w:t xml:space="preserve">previous </w:t>
+        </w:r>
+        <w:r>
+          <w:rPr>
+            <w:rStyle w:val="Hyperlink"/>
+          </w:rPr>
+          <w:t>lab</w:t>
         </w:r>
       </w:hyperlink>
       <w:r>
@@ -483,11 +457,6 @@
       </w:r>
     </w:p>
     <w:p>
-      <w:r>
-        <w:t>Mark step incomplete</w:t>
-      </w:r>
-    </w:p>
-    <w:p>
       <w:pPr>
         <w:rPr>
           <w:b/>
@@ -500,15 +469,6 @@
           <w:bCs/>
         </w:rPr>
         <w:t>4. Create your animations</w:t>
-      </w:r>
-    </w:p>
-    <w:p>
-      <w:r>
-        <w:rPr>
-          <w:b/>
-          <w:bCs/>
-        </w:rPr>
-        <w:t>Q&amp;A (0)</w:t>
       </w:r>
     </w:p>
     <w:p>
@@ -635,7 +595,13 @@
       </w:r>
       <w:proofErr w:type="spellEnd"/>
       <w:r>
-        <w:t xml:space="preserve"> Animator Controller from the previous tutorial).</w:t>
+        <w:t xml:space="preserve"> Animator Controller from the previous </w:t>
+      </w:r>
+      <w:r>
+        <w:t>lab</w:t>
+      </w:r>
+      <w:r>
+        <w:t>).</w:t>
       </w:r>
     </w:p>
     <w:p>
@@ -668,12 +634,6 @@
       </w:r>
     </w:p>
     <w:p>
-      <w:r>
-        <w:lastRenderedPageBreak/>
-        <w:t>Mark step incomplete</w:t>
-      </w:r>
-    </w:p>
-    <w:p>
       <w:pPr>
         <w:rPr>
           <w:b/>
@@ -686,15 +646,6 @@
           <w:bCs/>
         </w:rPr>
         <w:t>5. Criteria</w:t>
-      </w:r>
-    </w:p>
-    <w:p>
-      <w:r>
-        <w:rPr>
-          <w:b/>
-          <w:bCs/>
-        </w:rPr>
-        <w:t>Q&amp;A (0)</w:t>
       </w:r>
     </w:p>
     <w:p>
@@ -745,6 +696,7 @@
     </w:p>
     <w:p>
       <w:r>
+        <w:lastRenderedPageBreak/>
         <w:t>If you find your imported animations online, make sure that if you need to, you credit the source. A text file that lists the creators, the website you got them from, and any other requested information is a good way to handle it!</w:t>
       </w:r>
     </w:p>
@@ -760,7 +712,7 @@
 </file>
 
 <file path=word/numbering.xml><?xml version="1.0" encoding="utf-8"?>
-<w:numbering xmlns:wpc="http://schemas.microsoft.com/office/word/2010/wordprocessingCanvas" xmlns:cx="http://schemas.microsoft.com/office/drawing/2014/chartex" xmlns:cx1="http://schemas.microsoft.com/office/drawing/2015/9/8/chartex" xmlns:cx2="http://schemas.microsoft.com/office/drawing/2015/10/21/chartex" xmlns:cx3="http://schemas.microsoft.com/office/drawing/2016/5/9/chartex" xmlns:cx4="http://schemas.microsoft.com/office/drawing/2016/5/10/chartex" xmlns:cx5="http://schemas.microsoft.com/office/drawing/2016/5/11/chartex" xmlns:cx6="http://schemas.microsoft.com/office/drawing/2016/5/12/chartex" xmlns:cx7="http://schemas.microsoft.com/office/drawing/2016/5/13/chartex" xmlns:cx8="http://schemas.microsoft.com/office/drawing/2016/5/14/chartex" xmlns:mc="http://schemas.openxmlformats.org/markup-compatibility/2006" xmlns:aink="http://schemas.microsoft.com/office/drawing/2016/ink" xmlns:am3d="http://schemas.microsoft.com/office/drawing/2017/model3d" xmlns:o="urn:schemas-microsoft-com:office:office" xmlns:oel="http://schemas.microsoft.com/office/2019/extlst" xmlns:r="http://schemas.openxmlformats.org/officeDocument/2006/relationships" xmlns:m="http://schemas.openxmlformats.org/officeDocument/2006/math" xmlns:v="urn:schemas-microsoft-com:vml" xmlns:wp14="http://schemas.microsoft.com/office/word/2010/wordprocessingDrawing" xmlns:wp="http://schemas.openxmlformats.org/drawingml/2006/wordprocessingDrawing" xmlns:w10="urn:schemas-microsoft-com:office:word" xmlns:w="http://schemas.openxmlformats.org/wordprocessingml/2006/main" xmlns:w14="http://schemas.microsoft.com/office/word/2010/wordml" xmlns:w15="http://schemas.microsoft.com/office/word/2012/wordml" xmlns:w16cex="http://schemas.microsoft.com/office/word/2018/wordml/cex" xmlns:w16cid="http://schemas.microsoft.com/office/word/2016/wordml/cid" xmlns:w16="http://schemas.microsoft.com/office/word/2018/wordml" xmlns:w16du="http://schemas.microsoft.com/office/word/2023/wordml/word16du" xmlns:w16sdtdh="http://schemas.microsoft.com/office/word/2020/wordml/sdtdatahash" xmlns:w16sdtfl="http://schemas.microsoft.com/office/word/2024/wordml/sdtformatlock" xmlns:w16se="http://schemas.microsoft.com/office/word/2015/wordml/symex" xmlns:wpg="http://schemas.microsoft.com/office/word/2010/wordprocessingGroup" xmlns:wpi="http://schemas.microsoft.com/office/word/2010/wordprocessingInk" xmlns:wne="http://schemas.microsoft.com/office/word/2006/wordml" xmlns:wps="http://schemas.microsoft.com/office/word/2010/wordprocessingShape" mc:Ignorable="w14 w15 w16se w16cid w16 w16cex w16sdtdh w16sdtfl w16du wp14">
+<w:numbering xmlns:wpc="http://schemas.microsoft.com/office/word/2010/wordprocessingCanvas" xmlns:cx="http://schemas.microsoft.com/office/drawing/2014/chartex" xmlns:cx1="http://schemas.microsoft.com/office/drawing/2015/9/8/chartex" xmlns:cx2="http://schemas.microsoft.com/office/drawing/2015/10/21/chartex" xmlns:cx3="http://schemas.microsoft.com/office/drawing/2016/5/9/chartex" xmlns:cx4="http://schemas.microsoft.com/office/drawing/2016/5/10/chartex" xmlns:cx5="http://schemas.microsoft.com/office/drawing/2016/5/11/chartex" xmlns:cx6="http://schemas.microsoft.com/office/drawing/2016/5/12/chartex" xmlns:cx7="http://schemas.microsoft.com/office/drawing/2016/5/13/chartex" xmlns:cx8="http://schemas.microsoft.com/office/drawing/2016/5/14/chartex" xmlns:mc="http://schemas.openxmlformats.org/markup-compatibility/2006" xmlns:m="http://schemas.openxmlformats.org/officeDocument/2006/math" xmlns:aink="http://schemas.microsoft.com/office/drawing/2016/ink" xmlns:am3d="http://schemas.microsoft.com/office/drawing/2017/model3d" xmlns:oel="http://schemas.microsoft.com/office/2019/extlst" xmlns:r="http://schemas.openxmlformats.org/officeDocument/2006/relationships" xmlns:wp14="http://schemas.microsoft.com/office/word/2010/wordprocessingDrawing" xmlns:wp="http://schemas.openxmlformats.org/drawingml/2006/wordprocessingDrawing" xmlns:wpg="http://schemas.microsoft.com/office/word/2010/wordprocessingGroup" xmlns:wpi="http://schemas.microsoft.com/office/word/2010/wordprocessingInk" xmlns:wps="http://schemas.microsoft.com/office/word/2010/wordprocessingShape" xmlns:o="urn:schemas-microsoft-com:office:office" xmlns:v="urn:schemas-microsoft-com:vml" xmlns:w10="urn:schemas-microsoft-com:office:word" xmlns:w="http://schemas.openxmlformats.org/wordprocessingml/2006/main" xmlns:w14="http://schemas.microsoft.com/office/word/2010/wordml" xmlns:w15="http://schemas.microsoft.com/office/word/2012/wordml" xmlns:w16cex="http://schemas.microsoft.com/office/word/2018/wordml/cex" xmlns:w16cid="http://schemas.microsoft.com/office/word/2016/wordml/cid" xmlns:w16="http://schemas.microsoft.com/office/word/2018/wordml" xmlns:w16sdtdh="http://schemas.microsoft.com/office/word/2020/wordml/sdtdatahash" xmlns:w16sdtfl="http://schemas.microsoft.com/office/word/2024/wordml/sdtformatlock" xmlns:w16se="http://schemas.microsoft.com/office/word/2015/wordml/symex" xmlns:w16du="http://schemas.microsoft.com/office/word/2023/wordml/word16du" xmlns:wne="http://schemas.microsoft.com/office/word/2006/wordml" mc:Ignorable="w14 w15 w16se w16cid w16 w16cex w16sdtdh w16sdtfl w16du wp14">
   <w:abstractNum w:abstractNumId="0" w15:restartNumberingAfterBreak="0">
     <w:nsid w:val="55A20097"/>
     <w:multiLevelType w:val="multilevel"/>
@@ -917,7 +869,7 @@
 </file>
 
 <file path=word/styles.xml><?xml version="1.0" encoding="utf-8"?>
-<w:styles xmlns:mc="http://schemas.openxmlformats.org/markup-compatibility/2006" xmlns:r="http://schemas.openxmlformats.org/officeDocument/2006/relationships" xmlns:w="http://schemas.openxmlformats.org/wordprocessingml/2006/main" xmlns:w14="http://schemas.microsoft.com/office/word/2010/wordml" xmlns:w15="http://schemas.microsoft.com/office/word/2012/wordml" xmlns:w16cex="http://schemas.microsoft.com/office/word/2018/wordml/cex" xmlns:w16cid="http://schemas.microsoft.com/office/word/2016/wordml/cid" xmlns:w16="http://schemas.microsoft.com/office/word/2018/wordml" xmlns:w16du="http://schemas.microsoft.com/office/word/2023/wordml/word16du" xmlns:w16sdtdh="http://schemas.microsoft.com/office/word/2020/wordml/sdtdatahash" xmlns:w16sdtfl="http://schemas.microsoft.com/office/word/2024/wordml/sdtformatlock" xmlns:w16se="http://schemas.microsoft.com/office/word/2015/wordml/symex" mc:Ignorable="w14 w15 w16se w16cid w16 w16cex w16sdtdh w16sdtfl w16du">
+<w:styles xmlns:mc="http://schemas.openxmlformats.org/markup-compatibility/2006" xmlns:r="http://schemas.openxmlformats.org/officeDocument/2006/relationships" xmlns:w="http://schemas.openxmlformats.org/wordprocessingml/2006/main" xmlns:w14="http://schemas.microsoft.com/office/word/2010/wordml" xmlns:w15="http://schemas.microsoft.com/office/word/2012/wordml" xmlns:w16cex="http://schemas.microsoft.com/office/word/2018/wordml/cex" xmlns:w16cid="http://schemas.microsoft.com/office/word/2016/wordml/cid" xmlns:w16="http://schemas.microsoft.com/office/word/2018/wordml" xmlns:w16sdtdh="http://schemas.microsoft.com/office/word/2020/wordml/sdtdatahash" xmlns:w16sdtfl="http://schemas.microsoft.com/office/word/2024/wordml/sdtformatlock" xmlns:w16se="http://schemas.microsoft.com/office/word/2015/wordml/symex" xmlns:w16du="http://schemas.microsoft.com/office/word/2023/wordml/word16du" mc:Ignorable="w14 w15 w16se w16cid w16 w16cex w16sdtdh w16sdtfl w16du">
   <w:docDefaults>
     <w:rPrDefault>
       <w:rPr>
@@ -1519,6 +1471,7 @@
   <w:style w:type="character" w:default="1" w:styleId="DefaultParagraphFont">
     <w:name w:val="Default Paragraph Font"/>
     <w:uiPriority w:val="1"/>
+    <w:semiHidden/>
     <w:unhideWhenUsed/>
   </w:style>
   <w:style w:type="table" w:default="1" w:styleId="TableNormal">
